--- a/Reportes/poliza_vida_gap_progreso.docx
+++ b/Reportes/poliza_vida_gap_progreso.docx
@@ -1665,7 +1665,7 @@
             <w:tcW w:w="11363" w:type="dxa"/>
             <w:gridSpan w:val="7"/>
             <w:tcBorders>
-              <w:bottom w:val="double" w:sz="8" w:space="0" w:color="000000"/>
+              <w:bottom w:val="single" w:sz="8" w:space="0" w:color="000000"/>
               <w:right w:val="single" w:sz="12" w:space="0" w:color="000000"/>
             </w:tcBorders>
             <w:shd w:val="clear" w:color="auto" w:fill="0033CC"/>
@@ -1784,7 +1784,7 @@
             <w:tcW w:w="5681" w:type="dxa"/>
             <w:gridSpan w:val="3"/>
             <w:tcBorders>
-              <w:top w:val="double" w:sz="12" w:space="0" w:color="000000"/>
+              <w:top w:val="single" w:sz="8" w:space="0" w:color="000000"/>
               <w:left w:val="nil"/>
               <w:bottom w:val="dashed" w:sz="4" w:space="0" w:color="000000"/>
               <w:right w:val="nil"/>
@@ -1826,7 +1826,7 @@
             <w:tcW w:w="5682" w:type="dxa"/>
             <w:gridSpan w:val="4"/>
             <w:tcBorders>
-              <w:top w:val="double" w:sz="12" w:space="0" w:color="000000"/>
+              <w:top w:val="single" w:sz="8" w:space="0" w:color="000000"/>
               <w:left w:val="nil"/>
               <w:bottom w:val="dashed" w:sz="4" w:space="0" w:color="000000"/>
               <w:right w:val="nil"/>
@@ -1845,13 +1845,7 @@
               <w:rPr>
                 <w:sz w:val="14"/>
               </w:rPr>
-              <w:t xml:space="preserve">  </w:t>
-            </w:r>
-            <w:r>
-              <w:rPr>
-                <w:sz w:val="14"/>
-              </w:rPr>
-              <w:t xml:space="preserve">{Evento} </w:t>
+              <w:t xml:space="preserve">  {Evento} </w:t>
             </w:r>
             <w:r>
               <w:rPr>
@@ -1957,7 +1951,7 @@
           </mc:Choice>
           <mc:Fallback>
             <w:pict>
-              <v:shape w14:anchorId="348AAE25" id="Graphic 5" o:spid="_x0000_s1026" style="position:absolute;margin-left:18.25pt;margin-top:5.75pt;width:564.5pt;height:.1pt;z-index:-15728640;visibility:visible;mso-wrap-style:square;mso-wrap-distance-left:0;mso-wrap-distance-top:0;mso-wrap-distance-right:0;mso-wrap-distance-bottom:0;mso-position-horizontal:absolute;mso-position-horizontal-relative:page;mso-position-vertical:absolute;mso-position-vertical-relative:text;v-text-anchor:top" coordsize="7169150,1270" o:gfxdata="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" path="m,l7169150,e" filled="f" strokeweight="0">
+              <v:shape w14:anchorId="79027776" id="Graphic 5" o:spid="_x0000_s1026" style="position:absolute;margin-left:18.25pt;margin-top:5.75pt;width:564.5pt;height:.1pt;z-index:-15728640;visibility:visible;mso-wrap-style:square;mso-wrap-distance-left:0;mso-wrap-distance-top:0;mso-wrap-distance-right:0;mso-wrap-distance-bottom:0;mso-position-horizontal:absolute;mso-position-horizontal-relative:page;mso-position-vertical:absolute;mso-position-vertical-relative:text;v-text-anchor:top" coordsize="7169150,1270" o:gfxdata="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" path="m,l7169150,e" filled="f" strokeweight="0">
                 <v:path arrowok="t"/>
                 <w10:wrap type="topAndBottom" anchorx="page"/>
               </v:shape>
@@ -2037,7 +2031,7 @@
           </mc:Choice>
           <mc:Fallback>
             <w:pict>
-              <v:shape w14:anchorId="584B4F9C" id="Graphic 7" o:spid="_x0000_s1026" style="position:absolute;margin-left:18.25pt;margin-top:5.75pt;width:564.5pt;height:.1pt;z-index:-15727616;visibility:visible;mso-wrap-style:square;mso-wrap-distance-left:0;mso-wrap-distance-top:0;mso-wrap-distance-right:0;mso-wrap-distance-bottom:0;mso-position-horizontal:absolute;mso-position-horizontal-relative:page;mso-position-vertical:absolute;mso-position-vertical-relative:text;v-text-anchor:top" coordsize="7169150,1270" o:gfxdata="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" path="m,l7169150,e" filled="f" strokeweight="0">
+              <v:shape w14:anchorId="4FE6E03E" id="Graphic 7" o:spid="_x0000_s1026" style="position:absolute;margin-left:18.25pt;margin-top:5.75pt;width:564.5pt;height:.1pt;z-index:-15727616;visibility:visible;mso-wrap-style:square;mso-wrap-distance-left:0;mso-wrap-distance-top:0;mso-wrap-distance-right:0;mso-wrap-distance-bottom:0;mso-position-horizontal:absolute;mso-position-horizontal-relative:page;mso-position-vertical:absolute;mso-position-vertical-relative:text;v-text-anchor:top" coordsize="7169150,1270" o:gfxdata="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" path="m,l7169150,e" filled="f" strokeweight="0">
                 <v:path arrowok="t"/>
                 <w10:wrap type="topAndBottom" anchorx="page"/>
               </v:shape>
@@ -14117,7 +14111,7 @@
           </mc:Choice>
           <mc:Fallback>
             <w:pict>
-              <v:group w14:anchorId="5882B215" id="Group 22" o:spid="_x0000_s1026" style="width:200.75pt;height:1pt;mso-position-horizontal-relative:char;mso-position-vertical-relative:line" coordsize="25495,127" o:gfxdata="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">
+              <v:group w14:anchorId="50020F55" id="Group 22" o:spid="_x0000_s1026" style="width:200.75pt;height:1pt;mso-position-horizontal-relative:char;mso-position-vertical-relative:line" coordsize="25495,127" o:gfxdata="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">
                 <v:shape id="Graphic 23" o:spid="_x0000_s1027" style="position:absolute;top:63;width:25495;height:13;visibility:visible;mso-wrap-style:square;v-text-anchor:top" coordsize="2549525,1270" o:gfxdata="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" path="m,l2549525,e" filled="f" strokeweight="1pt">
                   <v:path arrowok="t"/>
                 </v:shape>
@@ -14212,7 +14206,7 @@
           </mc:Choice>
           <mc:Fallback>
             <w:pict>
-              <v:group w14:anchorId="7E1D012A" id="Group 24" o:spid="_x0000_s1026" style="width:192.75pt;height:1pt;mso-position-horizontal-relative:char;mso-position-vertical-relative:line" coordsize="24479,127" o:gfxdata="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">
+              <v:group w14:anchorId="05380084" id="Group 24" o:spid="_x0000_s1026" style="width:192.75pt;height:1pt;mso-position-horizontal-relative:char;mso-position-vertical-relative:line" coordsize="24479,127" o:gfxdata="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">
                 <v:shape id="Graphic 25" o:spid="_x0000_s1027" style="position:absolute;top:63;width:24479;height:13;visibility:visible;mso-wrap-style:square;v-text-anchor:top" coordsize="2447925,1270" o:gfxdata="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" path="m,l2447925,e" filled="f" strokeweight="1pt">
                   <v:path arrowok="t"/>
                 </v:shape>
@@ -14307,7 +14301,7 @@
           </mc:Choice>
           <mc:Fallback>
             <w:pict>
-              <v:group w14:anchorId="6E167F40" id="Group 26" o:spid="_x0000_s1026" style="width:109pt;height:1pt;mso-position-horizontal-relative:char;mso-position-vertical-relative:line" coordsize="13843,127" o:gfxdata="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">
+              <v:group w14:anchorId="2E23B45B" id="Group 26" o:spid="_x0000_s1026" style="width:109pt;height:1pt;mso-position-horizontal-relative:char;mso-position-vertical-relative:line" coordsize="13843,127" o:gfxdata="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">
                 <v:shape id="Graphic 27" o:spid="_x0000_s1027" style="position:absolute;top:63;width:13843;height:13;visibility:visible;mso-wrap-style:square;v-text-anchor:top" coordsize="1384300,1270" o:gfxdata="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" path="m,l1384300,e" filled="f" strokeweight="1pt">
                   <v:path arrowok="t"/>
                 </v:shape>
@@ -14748,7 +14742,7 @@
         </mc:Choice>
         <mc:Fallback>
           <w:pict>
-            <v:shape w14:anchorId="727D2AD6" id="Graphic 1" o:spid="_x0000_s1026" style="position:absolute;margin-left:12pt;margin-top:771.5pt;width:562.5pt;height:.1pt;z-index:-15830528;visibility:visible;mso-wrap-style:square;mso-wrap-distance-left:0;mso-wrap-distance-top:0;mso-wrap-distance-right:0;mso-wrap-distance-bottom:0;mso-position-horizontal:absolute;mso-position-horizontal-relative:page;mso-position-vertical:absolute;mso-position-vertical-relative:page;v-text-anchor:top" coordsize="7143750,1270" o:gfxdata="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" path="m,l7143750,e" filled="f" strokeweight="1pt">
+            <v:shape w14:anchorId="30F7B290" id="Graphic 1" o:spid="_x0000_s1026" style="position:absolute;margin-left:12pt;margin-top:771.5pt;width:562.5pt;height:.1pt;z-index:-15830528;visibility:visible;mso-wrap-style:square;mso-wrap-distance-left:0;mso-wrap-distance-top:0;mso-wrap-distance-right:0;mso-wrap-distance-bottom:0;mso-position-horizontal:absolute;mso-position-horizontal-relative:page;mso-position-vertical:absolute;mso-position-vertical-relative:page;v-text-anchor:top" coordsize="7143750,1270" o:gfxdata="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" path="m,l7143750,e" filled="f" strokeweight="1pt">
               <v:path arrowok="t"/>
               <w10:wrap anchorx="page" anchory="page"/>
             </v:shape>

--- a/Reportes/poliza_vida_gap_progreso.docx
+++ b/Reportes/poliza_vida_gap_progreso.docx
@@ -4,129 +4,6 @@
   <w:body>
     <w:p>
       <w:pPr>
-        <w:pStyle w:val="Ttulo"/>
-      </w:pPr>
-      <w:r>
-        <w:rPr>
-          <w:noProof/>
-        </w:rPr>
-        <w:drawing>
-          <wp:anchor distT="0" distB="0" distL="0" distR="0" simplePos="0" relativeHeight="15736832" behindDoc="0" locked="0" layoutInCell="1" allowOverlap="1" wp14:anchorId="65CF4ADC" wp14:editId="5C77D64D">
-            <wp:simplePos x="0" y="0"/>
-            <wp:positionH relativeFrom="page">
-              <wp:posOffset>248011</wp:posOffset>
-            </wp:positionH>
-            <wp:positionV relativeFrom="paragraph">
-              <wp:posOffset>635</wp:posOffset>
-            </wp:positionV>
-            <wp:extent cx="2079263" cy="482600"/>
-            <wp:effectExtent l="0" t="0" r="0" b="0"/>
-            <wp:wrapNone/>
-            <wp:docPr id="4" name="Image 4"/>
-            <wp:cNvGraphicFramePr>
-              <a:graphicFrameLocks xmlns:a="http://schemas.openxmlformats.org/drawingml/2006/main"/>
-            </wp:cNvGraphicFramePr>
-            <a:graphic xmlns:a="http://schemas.openxmlformats.org/drawingml/2006/main">
-              <a:graphicData uri="http://schemas.openxmlformats.org/drawingml/2006/picture">
-                <pic:pic xmlns:pic="http://schemas.openxmlformats.org/drawingml/2006/picture">
-                  <pic:nvPicPr>
-                    <pic:cNvPr id="4" name="Image 4"/>
-                    <pic:cNvPicPr/>
-                  </pic:nvPicPr>
-                  <pic:blipFill>
-                    <a:blip r:embed="rId7" cstate="print"/>
-                    <a:stretch>
-                      <a:fillRect/>
-                    </a:stretch>
-                  </pic:blipFill>
-                  <pic:spPr>
-                    <a:xfrm>
-                      <a:off x="0" y="0"/>
-                      <a:ext cx="2079263" cy="482600"/>
-                    </a:xfrm>
-                    <a:prstGeom prst="rect">
-                      <a:avLst/>
-                    </a:prstGeom>
-                  </pic:spPr>
-                </pic:pic>
-              </a:graphicData>
-            </a:graphic>
-          </wp:anchor>
-        </w:drawing>
-      </w:r>
-      <w:r>
-        <w:t>Aseguradora</w:t>
-      </w:r>
-      <w:r>
-        <w:rPr>
-          <w:rFonts w:ascii="Times New Roman"/>
-          <w:b w:val="0"/>
-          <w:spacing w:val="17"/>
-        </w:rPr>
-        <w:t xml:space="preserve"> </w:t>
-      </w:r>
-      <w:r>
-        <w:rPr>
-          <w:spacing w:val="-2"/>
-        </w:rPr>
-        <w:t>Global</w:t>
-      </w:r>
-    </w:p>
-    <w:p>
-      <w:pPr>
-        <w:spacing w:before="22"/>
-        <w:ind w:left="9" w:right="175"/>
-        <w:jc w:val="center"/>
-        <w:rPr>
-          <w:rFonts w:ascii="Arial"/>
-          <w:b/>
-          <w:sz w:val="17"/>
-        </w:rPr>
-      </w:pPr>
-      <w:r>
-        <w:rPr>
-          <w:rFonts w:ascii="Arial"/>
-          <w:b/>
-          <w:sz w:val="17"/>
-        </w:rPr>
-        <w:t>CERTIFICADO</w:t>
-      </w:r>
-      <w:r>
-        <w:rPr>
-          <w:rFonts w:ascii="Times New Roman"/>
-          <w:spacing w:val="19"/>
-          <w:sz w:val="17"/>
-        </w:rPr>
-        <w:t xml:space="preserve"> </w:t>
-      </w:r>
-      <w:r>
-        <w:rPr>
-          <w:rFonts w:ascii="Arial"/>
-          <w:b/>
-          <w:sz w:val="17"/>
-        </w:rPr>
-        <w:t>DE</w:t>
-      </w:r>
-      <w:r>
-        <w:rPr>
-          <w:rFonts w:ascii="Times New Roman"/>
-          <w:spacing w:val="20"/>
-          <w:sz w:val="17"/>
-        </w:rPr>
-        <w:t xml:space="preserve"> </w:t>
-      </w:r>
-      <w:r>
-        <w:rPr>
-          <w:rFonts w:ascii="Arial"/>
-          <w:b/>
-          <w:spacing w:val="-2"/>
-          <w:sz w:val="17"/>
-        </w:rPr>
-        <w:t>SEGURO</w:t>
-      </w:r>
-    </w:p>
-    <w:p>
-      <w:pPr>
         <w:spacing w:before="153" w:after="26"/>
         <w:ind w:right="1023"/>
         <w:jc w:val="right"/>
@@ -134,66 +11,6 @@
           <w:sz w:val="14"/>
         </w:rPr>
       </w:pPr>
-      <w:proofErr w:type="spellStart"/>
-      <w:r>
-        <w:rPr>
-          <w:sz w:val="14"/>
-        </w:rPr>
-        <w:t>Poliza</w:t>
-      </w:r>
-      <w:proofErr w:type="spellEnd"/>
-      <w:r>
-        <w:rPr>
-          <w:rFonts w:ascii="Times New Roman" w:hAnsi="Times New Roman"/>
-          <w:spacing w:val="9"/>
-          <w:sz w:val="14"/>
-        </w:rPr>
-        <w:t xml:space="preserve"> </w:t>
-      </w:r>
-      <w:proofErr w:type="spellStart"/>
-      <w:r>
-        <w:rPr>
-          <w:sz w:val="14"/>
-        </w:rPr>
-        <w:t>Nº</w:t>
-      </w:r>
-      <w:proofErr w:type="spellEnd"/>
-      <w:r>
-        <w:rPr>
-          <w:sz w:val="14"/>
-        </w:rPr>
-        <w:t>:</w:t>
-      </w:r>
-      <w:r>
-        <w:rPr>
-          <w:rFonts w:ascii="Times New Roman" w:hAnsi="Times New Roman"/>
-          <w:spacing w:val="10"/>
-          <w:sz w:val="14"/>
-        </w:rPr>
-        <w:t xml:space="preserve"> </w:t>
-      </w:r>
-      <w:r>
-        <w:rPr>
-          <w:sz w:val="14"/>
-        </w:rPr>
-        <w:t>{</w:t>
-      </w:r>
-      <w:proofErr w:type="spellStart"/>
-      <w:proofErr w:type="gramStart"/>
-      <w:r>
-        <w:rPr>
-          <w:sz w:val="14"/>
-        </w:rPr>
-        <w:t>custom.Poliza</w:t>
-      </w:r>
-      <w:proofErr w:type="spellEnd"/>
-      <w:proofErr w:type="gramEnd"/>
-      <w:r>
-        <w:rPr>
-          <w:sz w:val="14"/>
-        </w:rPr>
-        <w:t>}</w:t>
-      </w:r>
     </w:p>
     <w:tbl>
       <w:tblPr>
@@ -265,7 +82,6 @@
               <w:t>{</w:t>
             </w:r>
             <w:proofErr w:type="spellStart"/>
-            <w:proofErr w:type="gramStart"/>
             <w:r>
               <w:rPr>
                 <w:b/>
@@ -274,7 +90,6 @@
               <w:t>custom.Tenedor</w:t>
             </w:r>
             <w:proofErr w:type="spellEnd"/>
-            <w:proofErr w:type="gramEnd"/>
             <w:r>
               <w:rPr>
                 <w:b/>
@@ -351,7 +166,6 @@
               <w:t>{</w:t>
             </w:r>
             <w:proofErr w:type="spellStart"/>
-            <w:proofErr w:type="gramStart"/>
             <w:r>
               <w:rPr>
                 <w:b/>
@@ -361,7 +175,6 @@
               <w:t>custom.Asegurado</w:t>
             </w:r>
             <w:proofErr w:type="spellEnd"/>
-            <w:proofErr w:type="gramEnd"/>
             <w:r>
               <w:rPr>
                 <w:b/>
@@ -453,7 +266,6 @@
               <w:t>{</w:t>
             </w:r>
             <w:proofErr w:type="spellStart"/>
-            <w:proofErr w:type="gramStart"/>
             <w:r>
               <w:rPr>
                 <w:b/>
@@ -463,7 +275,6 @@
               <w:t>custom.IdentificacionAseg</w:t>
             </w:r>
             <w:proofErr w:type="spellEnd"/>
-            <w:proofErr w:type="gramEnd"/>
             <w:r>
               <w:rPr>
                 <w:b/>
@@ -801,7 +612,6 @@
               <w:t>{</w:t>
             </w:r>
             <w:proofErr w:type="spellStart"/>
-            <w:proofErr w:type="gramStart"/>
             <w:r>
               <w:rPr>
                 <w:rFonts w:ascii="Arial MT"/>
@@ -811,7 +621,6 @@
               <w:t>custom.Total</w:t>
             </w:r>
             <w:proofErr w:type="spellEnd"/>
-            <w:proofErr w:type="gramEnd"/>
             <w:r>
               <w:rPr>
                 <w:rFonts w:ascii="Arial MT"/>
@@ -861,7 +670,6 @@
               <w:t>{</w:t>
             </w:r>
             <w:proofErr w:type="spellStart"/>
-            <w:proofErr w:type="gramStart"/>
             <w:r>
               <w:rPr>
                 <w:rFonts w:ascii="Arial MT"/>
@@ -871,7 +679,6 @@
               <w:t>custom.EdadEmi</w:t>
             </w:r>
             <w:proofErr w:type="spellEnd"/>
-            <w:proofErr w:type="gramEnd"/>
             <w:r>
               <w:rPr>
                 <w:rFonts w:ascii="Arial MT"/>
@@ -920,7 +727,6 @@
               <w:t>{</w:t>
             </w:r>
             <w:proofErr w:type="spellStart"/>
-            <w:proofErr w:type="gramStart"/>
             <w:r>
               <w:rPr>
                 <w:rFonts w:ascii="Arial MT"/>
@@ -946,7 +752,6 @@
               <w:t>acimiento</w:t>
             </w:r>
             <w:proofErr w:type="spellEnd"/>
-            <w:proofErr w:type="gramEnd"/>
             <w:r>
               <w:rPr>
                 <w:rFonts w:ascii="Arial MT"/>
@@ -981,16 +786,7 @@
                 <w:position w:val="-2"/>
                 <w:sz w:val="14"/>
               </w:rPr>
-              <w:t>DESDE</w:t>
-            </w:r>
-            <w:proofErr w:type="gramStart"/>
-            <w:r>
-              <w:rPr>
-                <w:b/>
-                <w:position w:val="-2"/>
-                <w:sz w:val="14"/>
-              </w:rPr>
-              <w:t>:</w:t>
+              <w:t>DESDE:</w:t>
             </w:r>
             <w:r>
               <w:rPr>
@@ -1010,7 +806,6 @@
               <w:t>{</w:t>
             </w:r>
             <w:proofErr w:type="spellStart"/>
-            <w:proofErr w:type="gramEnd"/>
             <w:r>
               <w:rPr>
                 <w:rFonts w:ascii="Arial MT"/>
@@ -1786,7 +1581,7 @@
             <w:tcBorders>
               <w:top w:val="single" w:sz="8" w:space="0" w:color="000000"/>
               <w:left w:val="nil"/>
-              <w:bottom w:val="dashed" w:sz="4" w:space="0" w:color="000000"/>
+              <w:bottom w:val="single" w:sz="8" w:space="0" w:color="000000"/>
               <w:right w:val="nil"/>
             </w:tcBorders>
             <w:shd w:val="clear" w:color="auto" w:fill="auto"/>
@@ -1803,21 +1598,7 @@
               <w:rPr>
                 <w:sz w:val="14"/>
               </w:rPr>
-              <w:t>{#</w:t>
-            </w:r>
-            <w:proofErr w:type="gramStart"/>
-            <w:r>
-              <w:rPr>
-                <w:sz w:val="14"/>
-              </w:rPr>
-              <w:t>custom}{</w:t>
-            </w:r>
-            <w:proofErr w:type="gramEnd"/>
-            <w:r>
-              <w:rPr>
-                <w:sz w:val="14"/>
-              </w:rPr>
-              <w:t>#Coberturas}{Cobertura}</w:t>
+              <w:t>{#custom}{#Coberturas}{Cobertura}</w:t>
             </w:r>
           </w:p>
         </w:tc>
@@ -1828,7 +1609,7 @@
             <w:tcBorders>
               <w:top w:val="single" w:sz="8" w:space="0" w:color="000000"/>
               <w:left w:val="nil"/>
-              <w:bottom w:val="dashed" w:sz="4" w:space="0" w:color="000000"/>
+              <w:bottom w:val="single" w:sz="8" w:space="0" w:color="000000"/>
               <w:right w:val="nil"/>
             </w:tcBorders>
             <w:shd w:val="clear" w:color="auto" w:fill="auto"/>
@@ -1851,21 +1632,7 @@
               <w:rPr>
                 <w:sz w:val="14"/>
               </w:rPr>
-              <w:t>{</w:t>
-            </w:r>
-            <w:proofErr w:type="gramStart"/>
-            <w:r>
-              <w:rPr>
-                <w:sz w:val="14"/>
-              </w:rPr>
-              <w:t>/}{</w:t>
-            </w:r>
-            <w:proofErr w:type="gramEnd"/>
-            <w:r>
-              <w:rPr>
-                <w:sz w:val="14"/>
-              </w:rPr>
-              <w:t>/}</w:t>
+              <w:t>{/}{/}</w:t>
             </w:r>
           </w:p>
         </w:tc>
@@ -1951,7 +1718,7 @@
           </mc:Choice>
           <mc:Fallback>
             <w:pict>
-              <v:shape w14:anchorId="79027776" id="Graphic 5" o:spid="_x0000_s1026" style="position:absolute;margin-left:18.25pt;margin-top:5.75pt;width:564.5pt;height:.1pt;z-index:-15728640;visibility:visible;mso-wrap-style:square;mso-wrap-distance-left:0;mso-wrap-distance-top:0;mso-wrap-distance-right:0;mso-wrap-distance-bottom:0;mso-position-horizontal:absolute;mso-position-horizontal-relative:page;mso-position-vertical:absolute;mso-position-vertical-relative:text;v-text-anchor:top" coordsize="7169150,1270" o:gfxdata="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" path="m,l7169150,e" filled="f" strokeweight="0">
+              <v:shape w14:anchorId="4F7B931C" id="Graphic 5" o:spid="_x0000_s1026" style="position:absolute;margin-left:18.25pt;margin-top:5.75pt;width:564.5pt;height:.1pt;z-index:-15728640;visibility:visible;mso-wrap-style:square;mso-wrap-distance-left:0;mso-wrap-distance-top:0;mso-wrap-distance-right:0;mso-wrap-distance-bottom:0;mso-position-horizontal:absolute;mso-position-horizontal-relative:page;mso-position-vertical:absolute;mso-position-vertical-relative:text;v-text-anchor:top" coordsize="7169150,1270" o:gfxdata="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" path="m,l7169150,e" filled="f" strokeweight="0">
                 <v:path arrowok="t"/>
                 <w10:wrap type="topAndBottom" anchorx="page"/>
               </v:shape>
@@ -2031,7 +1798,7 @@
           </mc:Choice>
           <mc:Fallback>
             <w:pict>
-              <v:shape w14:anchorId="4FE6E03E" id="Graphic 7" o:spid="_x0000_s1026" style="position:absolute;margin-left:18.25pt;margin-top:5.75pt;width:564.5pt;height:.1pt;z-index:-15727616;visibility:visible;mso-wrap-style:square;mso-wrap-distance-left:0;mso-wrap-distance-top:0;mso-wrap-distance-right:0;mso-wrap-distance-bottom:0;mso-position-horizontal:absolute;mso-position-horizontal-relative:page;mso-position-vertical:absolute;mso-position-vertical-relative:text;v-text-anchor:top" coordsize="7169150,1270" o:gfxdata="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" path="m,l7169150,e" filled="f" strokeweight="0">
+              <v:shape w14:anchorId="60AB118C" id="Graphic 7" o:spid="_x0000_s1026" style="position:absolute;margin-left:18.25pt;margin-top:5.75pt;width:564.5pt;height:.1pt;z-index:-15727616;visibility:visible;mso-wrap-style:square;mso-wrap-distance-left:0;mso-wrap-distance-top:0;mso-wrap-distance-right:0;mso-wrap-distance-bottom:0;mso-position-horizontal:absolute;mso-position-horizontal-relative:page;mso-position-vertical:absolute;mso-position-vertical-relative:text;v-text-anchor:top" coordsize="7169150,1270" o:gfxdata="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" path="m,l7169150,e" filled="f" strokeweight="0">
                 <v:path arrowok="t"/>
                 <w10:wrap type="topAndBottom" anchorx="page"/>
               </v:shape>
@@ -8995,7 +8762,6 @@
         </w:rPr>
         <w:t xml:space="preserve"> </w:t>
       </w:r>
-      <w:proofErr w:type="gramStart"/>
       <w:r>
         <w:rPr>
           <w:spacing w:val="-2"/>
@@ -9031,15 +8797,7 @@
           <w:spacing w:val="-2"/>
           <w:sz w:val="11"/>
         </w:rPr>
-        <w:t>edad</w:t>
-      </w:r>
-      <w:proofErr w:type="gramEnd"/>
-      <w:r>
-        <w:rPr>
-          <w:spacing w:val="-2"/>
-          <w:sz w:val="11"/>
-        </w:rPr>
-        <w:t>.</w:t>
+        <w:t>edad.</w:t>
       </w:r>
     </w:p>
     <w:p>
@@ -11365,14 +11123,12 @@
         </w:rPr>
         <w:t xml:space="preserve"> </w:t>
       </w:r>
-      <w:proofErr w:type="spellStart"/>
-      <w:r>
-        <w:rPr>
-          <w:sz w:val="11"/>
-        </w:rPr>
-        <w:t>articulo</w:t>
-      </w:r>
-      <w:proofErr w:type="spellEnd"/>
+      <w:r>
+        <w:rPr>
+          <w:sz w:val="11"/>
+        </w:rPr>
+        <w:t>artículo</w:t>
+      </w:r>
       <w:r>
         <w:rPr>
           <w:rFonts w:ascii="Times New Roman" w:hAnsi="Times New Roman"/>
@@ -12113,7 +11869,6 @@
         </w:rPr>
         <w:t xml:space="preserve"> </w:t>
       </w:r>
-      <w:proofErr w:type="gramStart"/>
       <w:r>
         <w:rPr>
           <w:sz w:val="11"/>
@@ -12132,14 +11887,7 @@
         <w:rPr>
           <w:sz w:val="11"/>
         </w:rPr>
-        <w:t>MISMO</w:t>
-      </w:r>
-      <w:proofErr w:type="gramEnd"/>
-      <w:r>
-        <w:rPr>
-          <w:sz w:val="11"/>
-        </w:rPr>
-        <w:t>.</w:t>
+        <w:t>MISMO.</w:t>
       </w:r>
       <w:r>
         <w:rPr>
@@ -13126,7 +12874,6 @@
         </w:rPr>
         <w:t xml:space="preserve"> </w:t>
       </w:r>
-      <w:proofErr w:type="gramStart"/>
       <w:r>
         <w:t>de</w:t>
       </w:r>
@@ -13150,7 +12897,6 @@
       <w:r>
         <w:t>a</w:t>
       </w:r>
-      <w:proofErr w:type="gramEnd"/>
       <w:r>
         <w:rPr>
           <w:rFonts w:ascii="Times New Roman" w:hAnsi="Times New Roman"/>
@@ -13720,7 +13466,6 @@
                                 </w:rPr>
                                 <w:t xml:space="preserve"> </w:t>
                               </w:r>
-                              <w:proofErr w:type="gramStart"/>
                               <w:r>
                                 <w:rPr>
                                   <w:rFonts w:ascii="Arial"/>
@@ -13740,7 +13485,6 @@
                                 <w:t>{</w:t>
                               </w:r>
                               <w:proofErr w:type="spellStart"/>
-                              <w:proofErr w:type="gramEnd"/>
                               <w:r>
                                 <w:rPr>
                                   <w:rFonts w:ascii="Arial"/>
@@ -13871,7 +13615,6 @@
                           </w:rPr>
                           <w:t xml:space="preserve"> </w:t>
                         </w:r>
-                        <w:proofErr w:type="gramStart"/>
                         <w:r>
                           <w:rPr>
                             <w:rFonts w:ascii="Arial"/>
@@ -13891,7 +13634,6 @@
                           <w:t>{</w:t>
                         </w:r>
                         <w:proofErr w:type="spellStart"/>
-                        <w:proofErr w:type="gramEnd"/>
                         <w:r>
                           <w:rPr>
                             <w:rFonts w:ascii="Arial"/>
@@ -13978,7 +13720,7 @@
                     <pic:cNvPicPr/>
                   </pic:nvPicPr>
                   <pic:blipFill>
-                    <a:blip r:embed="rId8" cstate="print"/>
+                    <a:blip r:embed="rId7" cstate="print"/>
                     <a:stretch>
                       <a:fillRect/>
                     </a:stretch>
@@ -14111,7 +13853,7 @@
           </mc:Choice>
           <mc:Fallback>
             <w:pict>
-              <v:group w14:anchorId="50020F55" id="Group 22" o:spid="_x0000_s1026" style="width:200.75pt;height:1pt;mso-position-horizontal-relative:char;mso-position-vertical-relative:line" coordsize="25495,127" o:gfxdata="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">
+              <v:group w14:anchorId="6EC910F3" id="Group 22" o:spid="_x0000_s1026" style="width:200.75pt;height:1pt;mso-position-horizontal-relative:char;mso-position-vertical-relative:line" coordsize="25495,127" o:gfxdata="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">
                 <v:shape id="Graphic 23" o:spid="_x0000_s1027" style="position:absolute;top:63;width:25495;height:13;visibility:visible;mso-wrap-style:square;v-text-anchor:top" coordsize="2549525,1270" o:gfxdata="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" path="m,l2549525,e" filled="f" strokeweight="1pt">
                   <v:path arrowok="t"/>
                 </v:shape>
@@ -14206,7 +13948,7 @@
           </mc:Choice>
           <mc:Fallback>
             <w:pict>
-              <v:group w14:anchorId="05380084" id="Group 24" o:spid="_x0000_s1026" style="width:192.75pt;height:1pt;mso-position-horizontal-relative:char;mso-position-vertical-relative:line" coordsize="24479,127" o:gfxdata="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">
+              <v:group w14:anchorId="1ADF2F2E" id="Group 24" o:spid="_x0000_s1026" style="width:192.75pt;height:1pt;mso-position-horizontal-relative:char;mso-position-vertical-relative:line" coordsize="24479,127" o:gfxdata="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">
                 <v:shape id="Graphic 25" o:spid="_x0000_s1027" style="position:absolute;top:63;width:24479;height:13;visibility:visible;mso-wrap-style:square;v-text-anchor:top" coordsize="2447925,1270" o:gfxdata="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" path="m,l2447925,e" filled="f" strokeweight="1pt">
                   <v:path arrowok="t"/>
                 </v:shape>
@@ -14301,7 +14043,7 @@
           </mc:Choice>
           <mc:Fallback>
             <w:pict>
-              <v:group w14:anchorId="2E23B45B" id="Group 26" o:spid="_x0000_s1026" style="width:109pt;height:1pt;mso-position-horizontal-relative:char;mso-position-vertical-relative:line" coordsize="13843,127" o:gfxdata="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">
+              <v:group w14:anchorId="140838A1" id="Group 26" o:spid="_x0000_s1026" style="width:109pt;height:1pt;mso-position-horizontal-relative:char;mso-position-vertical-relative:line" coordsize="13843,127" o:gfxdata="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">
                 <v:shape id="Graphic 27" o:spid="_x0000_s1027" style="position:absolute;top:63;width:13843;height:13;visibility:visible;mso-wrap-style:square;v-text-anchor:top" coordsize="1384300,1270" o:gfxdata="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" path="m,l1384300,e" filled="f" strokeweight="1pt">
                   <v:path arrowok="t"/>
                 </v:shape>
@@ -14320,6 +14062,7 @@
           <w:sz w:val="2"/>
         </w:rPr>
         <w:sectPr>
+          <w:headerReference w:type="default" r:id="rId8"/>
           <w:footerReference w:type="default" r:id="rId9"/>
           <w:type w:val="continuous"/>
           <w:pgSz w:w="12240" w:h="15840"/>
@@ -14331,8 +14074,8 @@
     </w:p>
     <w:p>
       <w:pPr>
-        <w:spacing w:before="111" w:line="518" w:lineRule="auto"/>
-        <w:ind w:left="240" w:right="38" w:firstLine="15"/>
+        <w:spacing w:line="360" w:lineRule="auto"/>
+        <w:ind w:left="238" w:right="-1518" w:firstLine="17"/>
         <w:rPr>
           <w:rFonts w:ascii="Times New Roman" w:hAnsi="Times New Roman"/>
           <w:spacing w:val="40"/>
@@ -14349,7 +14092,6 @@
         <w:t>{</w:t>
       </w:r>
       <w:proofErr w:type="spellStart"/>
-      <w:proofErr w:type="gramStart"/>
       <w:r>
         <w:rPr>
           <w:rFonts w:ascii="Arial" w:hAnsi="Arial"/>
@@ -14360,7 +14102,6 @@
         <w:t>custom.Asegurado</w:t>
       </w:r>
       <w:proofErr w:type="spellEnd"/>
-      <w:proofErr w:type="gramEnd"/>
       <w:r>
         <w:rPr>
           <w:rFonts w:ascii="Arial" w:hAnsi="Arial"/>
@@ -14381,8 +14122,8 @@
     </w:p>
     <w:p>
       <w:pPr>
-        <w:spacing w:before="111" w:line="518" w:lineRule="auto"/>
-        <w:ind w:left="240" w:right="38" w:firstLine="15"/>
+        <w:spacing w:line="360" w:lineRule="auto"/>
+        <w:ind w:left="238" w:right="-1408" w:firstLine="17"/>
         <w:rPr>
           <w:rFonts w:ascii="Arial" w:hAnsi="Arial"/>
           <w:b/>
@@ -14428,7 +14169,6 @@
         <w:t>{</w:t>
       </w:r>
       <w:proofErr w:type="spellStart"/>
-      <w:proofErr w:type="gramStart"/>
       <w:r>
         <w:rPr>
           <w:rFonts w:ascii="Arial" w:hAnsi="Arial"/>
@@ -14438,7 +14178,6 @@
         <w:t>custom.IdentificacionAseg</w:t>
       </w:r>
       <w:proofErr w:type="spellEnd"/>
-      <w:proofErr w:type="gramEnd"/>
       <w:r>
         <w:rPr>
           <w:rFonts w:ascii="Arial" w:hAnsi="Arial"/>
@@ -14450,7 +14189,7 @@
     </w:p>
     <w:p>
       <w:pPr>
-        <w:spacing w:before="3" w:line="312" w:lineRule="auto"/>
+        <w:spacing w:before="3" w:line="360" w:lineRule="auto"/>
         <w:ind w:left="1291" w:right="607" w:hanging="639"/>
         <w:rPr>
           <w:rFonts w:ascii="Arial"/>
@@ -14609,7 +14348,6 @@
         <w:t>{</w:t>
       </w:r>
       <w:proofErr w:type="spellStart"/>
-      <w:proofErr w:type="gramStart"/>
       <w:r>
         <w:rPr>
           <w:spacing w:val="-2"/>
@@ -14618,7 +14356,6 @@
         <w:t>custom.FechaActual</w:t>
       </w:r>
       <w:proofErr w:type="spellEnd"/>
-      <w:proofErr w:type="gramEnd"/>
       <w:r>
         <w:rPr>
           <w:spacing w:val="-2"/>
@@ -14664,1055 +14401,47 @@
 <w:ftr xmlns:wpc="http://schemas.microsoft.com/office/word/2010/wordprocessingCanvas" xmlns:cx="http://schemas.microsoft.com/office/drawing/2014/chartex" xmlns:cx1="http://schemas.microsoft.com/office/drawing/2015/9/8/chartex" xmlns:cx2="http://schemas.microsoft.com/office/drawing/2015/10/21/chartex" xmlns:cx3="http://schemas.microsoft.com/office/drawing/2016/5/9/chartex" xmlns:cx4="http://schemas.microsoft.com/office/drawing/2016/5/10/chartex" xmlns:cx5="http://schemas.microsoft.com/office/drawing/2016/5/11/chartex" xmlns:cx6="http://schemas.microsoft.com/office/drawing/2016/5/12/chartex" xmlns:cx7="http://schemas.microsoft.com/office/drawing/2016/5/13/chartex" xmlns:cx8="http://schemas.microsoft.com/office/drawing/2016/5/14/chartex" xmlns:mc="http://schemas.openxmlformats.org/markup-compatibility/2006" xmlns:aink="http://schemas.microsoft.com/office/drawing/2016/ink" xmlns:am3d="http://schemas.microsoft.com/office/drawing/2017/model3d" xmlns:o="urn:schemas-microsoft-com:office:office" xmlns:oel="http://schemas.microsoft.com/office/2019/extlst" xmlns:r="http://schemas.openxmlformats.org/officeDocument/2006/relationships" xmlns:m="http://schemas.openxmlformats.org/officeDocument/2006/math" xmlns:v="urn:schemas-microsoft-com:vml" xmlns:wp14="http://schemas.microsoft.com/office/word/2010/wordprocessingDrawing" xmlns:wp="http://schemas.openxmlformats.org/drawingml/2006/wordprocessingDrawing" xmlns:w10="urn:schemas-microsoft-com:office:word" xmlns:w="http://schemas.openxmlformats.org/wordprocessingml/2006/main" xmlns:w14="http://schemas.microsoft.com/office/word/2010/wordml" xmlns:w15="http://schemas.microsoft.com/office/word/2012/wordml" xmlns:w16cex="http://schemas.microsoft.com/office/word/2018/wordml/cex" xmlns:w16cid="http://schemas.microsoft.com/office/word/2016/wordml/cid" xmlns:w16="http://schemas.microsoft.com/office/word/2018/wordml" xmlns:w16sdtdh="http://schemas.microsoft.com/office/word/2020/wordml/sdtdatahash" xmlns:w16se="http://schemas.microsoft.com/office/word/2015/wordml/symex" xmlns:wpg="http://schemas.microsoft.com/office/word/2010/wordprocessingGroup" xmlns:wpi="http://schemas.microsoft.com/office/word/2010/wordprocessingInk" xmlns:wne="http://schemas.microsoft.com/office/word/2006/wordml" xmlns:wps="http://schemas.microsoft.com/office/word/2010/wordprocessingShape" mc:Ignorable="w14 w15 w16se w16cid w16 w16cex w16sdtdh wp14">
   <w:p>
     <w:pPr>
-      <w:pStyle w:val="Textoindependiente"/>
-      <w:spacing w:line="14" w:lineRule="auto"/>
+      <w:jc w:val="center"/>
+    </w:pPr>
+    <w:r>
+      <w:rPr>
+        <w:b/>
+        <w:bCs/>
+        <w:sz w:val="16"/>
+        <w:szCs w:val="16"/>
+      </w:rPr>
+      <w:t>Regulado y Supervisado por la Superintendencia de Seguros y Reaseguros de Panamá</w:t>
+    </w:r>
+  </w:p>
+  <w:p>
+    <w:pPr>
+      <w:jc w:val="center"/>
       <w:rPr>
         <w:sz w:val="20"/>
       </w:rPr>
     </w:pPr>
     <w:r>
       <w:rPr>
-        <w:noProof/>
-        <w:sz w:val="20"/>
+        <w:sz w:val="14"/>
+        <w:szCs w:val="14"/>
       </w:rPr>
-      <mc:AlternateContent>
-        <mc:Choice Requires="wps">
-          <w:drawing>
-            <wp:anchor distT="0" distB="0" distL="0" distR="0" simplePos="0" relativeHeight="487485952" behindDoc="1" locked="0" layoutInCell="1" allowOverlap="1" wp14:anchorId="0A54760D" wp14:editId="6541949B">
-              <wp:simplePos x="0" y="0"/>
-              <wp:positionH relativeFrom="page">
-                <wp:posOffset>152400</wp:posOffset>
-              </wp:positionH>
-              <wp:positionV relativeFrom="page">
-                <wp:posOffset>9798050</wp:posOffset>
-              </wp:positionV>
-              <wp:extent cx="7143750" cy="1270"/>
-              <wp:effectExtent l="0" t="0" r="0" b="0"/>
-              <wp:wrapNone/>
-              <wp:docPr id="1" name="Graphic 1"/>
-              <wp:cNvGraphicFramePr>
-                <a:graphicFrameLocks xmlns:a="http://schemas.openxmlformats.org/drawingml/2006/main"/>
-              </wp:cNvGraphicFramePr>
-              <a:graphic xmlns:a="http://schemas.openxmlformats.org/drawingml/2006/main">
-                <a:graphicData uri="http://schemas.microsoft.com/office/word/2010/wordprocessingShape">
-                  <wps:wsp>
-                    <wps:cNvSpPr>
-                      <a:spLocks/>
-                    </wps:cNvSpPr>
-                    <wps:spPr>
-                      <a:xfrm>
-                        <a:off x="0" y="0"/>
-                        <a:ext cx="7143750" cy="1270"/>
-                      </a:xfrm>
-                      <a:custGeom>
-                        <a:avLst/>
-                        <a:gdLst/>
-                        <a:ahLst/>
-                        <a:cxnLst/>
-                        <a:rect l="l" t="t" r="r" b="b"/>
-                        <a:pathLst>
-                          <a:path w="7143750">
-                            <a:moveTo>
-                              <a:pt x="0" y="0"/>
-                            </a:moveTo>
-                            <a:lnTo>
-                              <a:pt x="7143750" y="0"/>
-                            </a:lnTo>
-                          </a:path>
-                        </a:pathLst>
-                      </a:custGeom>
-                      <a:ln w="12700">
-                        <a:solidFill>
-                          <a:srgbClr val="000000"/>
-                        </a:solidFill>
-                        <a:prstDash val="solid"/>
-                      </a:ln>
-                    </wps:spPr>
-                    <wps:bodyPr wrap="square" lIns="0" tIns="0" rIns="0" bIns="0" rtlCol="0">
-                      <a:prstTxWarp prst="textNoShape">
-                        <a:avLst/>
-                      </a:prstTxWarp>
-                      <a:noAutofit/>
-                    </wps:bodyPr>
-                  </wps:wsp>
-                </a:graphicData>
-              </a:graphic>
-            </wp:anchor>
-          </w:drawing>
-        </mc:Choice>
-        <mc:Fallback>
-          <w:pict>
-            <v:shape w14:anchorId="30F7B290" id="Graphic 1" o:spid="_x0000_s1026" style="position:absolute;margin-left:12pt;margin-top:771.5pt;width:562.5pt;height:.1pt;z-index:-15830528;visibility:visible;mso-wrap-style:square;mso-wrap-distance-left:0;mso-wrap-distance-top:0;mso-wrap-distance-right:0;mso-wrap-distance-bottom:0;mso-position-horizontal:absolute;mso-position-horizontal-relative:page;mso-position-vertical:absolute;mso-position-vertical-relative:page;v-text-anchor:top" coordsize="7143750,1270" o:gfxdata="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" path="m,l7143750,e" filled="f" strokeweight="1pt">
-              <v:path arrowok="t"/>
-              <w10:wrap anchorx="page" anchory="page"/>
-            </v:shape>
-          </w:pict>
-        </mc:Fallback>
-      </mc:AlternateContent>
+      <w:t xml:space="preserve">Calle 50 Torre Global Bank. </w:t>
     </w:r>
+    <w:proofErr w:type="spellStart"/>
     <w:r>
       <w:rPr>
-        <w:noProof/>
-        <w:sz w:val="20"/>
+        <w:sz w:val="14"/>
+        <w:szCs w:val="14"/>
       </w:rPr>
-      <mc:AlternateContent>
-        <mc:Choice Requires="wps">
-          <w:drawing>
-            <wp:anchor distT="0" distB="0" distL="0" distR="0" simplePos="0" relativeHeight="487486464" behindDoc="1" locked="0" layoutInCell="1" allowOverlap="1" wp14:anchorId="1FEEEDE1" wp14:editId="2C2895F9">
-              <wp:simplePos x="0" y="0"/>
-              <wp:positionH relativeFrom="page">
-                <wp:posOffset>139700</wp:posOffset>
-              </wp:positionH>
-              <wp:positionV relativeFrom="page">
-                <wp:posOffset>9649122</wp:posOffset>
-              </wp:positionV>
-              <wp:extent cx="4387850" cy="102235"/>
-              <wp:effectExtent l="0" t="0" r="0" b="0"/>
-              <wp:wrapNone/>
-              <wp:docPr id="2" name="Textbox 2"/>
-              <wp:cNvGraphicFramePr>
-                <a:graphicFrameLocks xmlns:a="http://schemas.openxmlformats.org/drawingml/2006/main"/>
-              </wp:cNvGraphicFramePr>
-              <a:graphic xmlns:a="http://schemas.openxmlformats.org/drawingml/2006/main">
-                <a:graphicData uri="http://schemas.microsoft.com/office/word/2010/wordprocessingShape">
-                  <wps:wsp>
-                    <wps:cNvSpPr txBox="1">
-                      <a:spLocks/>
-                    </wps:cNvSpPr>
-                    <wps:spPr>
-                      <a:xfrm>
-                        <a:off x="0" y="0"/>
-                        <a:ext cx="4387850" cy="102235"/>
-                      </a:xfrm>
-                      <a:prstGeom prst="rect">
-                        <a:avLst/>
-                      </a:prstGeom>
-                    </wps:spPr>
-                    <wps:txbx>
-                      <w:txbxContent>
-                        <w:p>
-                          <w:pPr>
-                            <w:spacing w:before="19"/>
-                            <w:ind w:left="20"/>
-                            <w:rPr>
-                              <w:rFonts w:ascii="Verdana"/>
-                              <w:b/>
-                              <w:sz w:val="10"/>
-                            </w:rPr>
-                          </w:pPr>
-                          <w:r>
-                            <w:rPr>
-                              <w:rFonts w:ascii="Verdana"/>
-                              <w:b/>
-                              <w:sz w:val="10"/>
-                            </w:rPr>
-                            <w:t>Calle</w:t>
-                          </w:r>
-                          <w:r>
-                            <w:rPr>
-                              <w:rFonts w:ascii="Times New Roman"/>
-                              <w:spacing w:val="3"/>
-                              <w:sz w:val="10"/>
-                            </w:rPr>
-                            <w:t xml:space="preserve"> </w:t>
-                          </w:r>
-                          <w:r>
-                            <w:rPr>
-                              <w:rFonts w:ascii="Verdana"/>
-                              <w:b/>
-                              <w:sz w:val="10"/>
-                            </w:rPr>
-                            <w:t>50</w:t>
-                          </w:r>
-                          <w:r>
-                            <w:rPr>
-                              <w:rFonts w:ascii="Times New Roman"/>
-                              <w:spacing w:val="4"/>
-                              <w:sz w:val="10"/>
-                            </w:rPr>
-                            <w:t xml:space="preserve"> </w:t>
-                          </w:r>
-                          <w:r>
-                            <w:rPr>
-                              <w:rFonts w:ascii="Verdana"/>
-                              <w:b/>
-                              <w:sz w:val="10"/>
-                            </w:rPr>
-                            <w:t>Torre</w:t>
-                          </w:r>
-                          <w:r>
-                            <w:rPr>
-                              <w:rFonts w:ascii="Times New Roman"/>
-                              <w:spacing w:val="4"/>
-                              <w:sz w:val="10"/>
-                            </w:rPr>
-                            <w:t xml:space="preserve"> </w:t>
-                          </w:r>
-                          <w:r>
-                            <w:rPr>
-                              <w:rFonts w:ascii="Verdana"/>
-                              <w:b/>
-                              <w:sz w:val="10"/>
-                            </w:rPr>
-                            <w:t>Global</w:t>
-                          </w:r>
-                          <w:r>
-                            <w:rPr>
-                              <w:rFonts w:ascii="Times New Roman"/>
-                              <w:spacing w:val="4"/>
-                              <w:sz w:val="10"/>
-                            </w:rPr>
-                            <w:t xml:space="preserve"> </w:t>
-                          </w:r>
-                          <w:r>
-                            <w:rPr>
-                              <w:rFonts w:ascii="Verdana"/>
-                              <w:b/>
-                              <w:sz w:val="10"/>
-                            </w:rPr>
-                            <w:t>Bank.</w:t>
-                          </w:r>
-                          <w:r>
-                            <w:rPr>
-                              <w:rFonts w:ascii="Times New Roman"/>
-                              <w:spacing w:val="4"/>
-                              <w:sz w:val="10"/>
-                            </w:rPr>
-                            <w:t xml:space="preserve"> </w:t>
-                          </w:r>
-                          <w:proofErr w:type="spellStart"/>
-                          <w:r>
-                            <w:rPr>
-                              <w:rFonts w:ascii="Verdana"/>
-                              <w:b/>
-                              <w:sz w:val="10"/>
-                            </w:rPr>
-                            <w:t>Mezzanine</w:t>
-                          </w:r>
-                          <w:proofErr w:type="spellEnd"/>
-                          <w:r>
-                            <w:rPr>
-                              <w:rFonts w:ascii="Times New Roman"/>
-                              <w:spacing w:val="4"/>
-                              <w:sz w:val="10"/>
-                            </w:rPr>
-                            <w:t xml:space="preserve"> </w:t>
-                          </w:r>
-                          <w:r>
-                            <w:rPr>
-                              <w:rFonts w:ascii="Verdana"/>
-                              <w:b/>
-                              <w:sz w:val="10"/>
-                            </w:rPr>
-                            <w:t>|</w:t>
-                          </w:r>
-                          <w:r>
-                            <w:rPr>
-                              <w:rFonts w:ascii="Times New Roman"/>
-                              <w:spacing w:val="3"/>
-                              <w:sz w:val="10"/>
-                            </w:rPr>
-                            <w:t xml:space="preserve"> </w:t>
-                          </w:r>
-                          <w:r>
-                            <w:rPr>
-                              <w:rFonts w:ascii="Verdana"/>
-                              <w:b/>
-                              <w:sz w:val="10"/>
-                            </w:rPr>
-                            <w:t>Tlf.</w:t>
-                          </w:r>
-                          <w:r>
-                            <w:rPr>
-                              <w:rFonts w:ascii="Times New Roman"/>
-                              <w:spacing w:val="4"/>
-                              <w:sz w:val="10"/>
-                            </w:rPr>
-                            <w:t xml:space="preserve"> </w:t>
-                          </w:r>
-                          <w:r>
-                            <w:rPr>
-                              <w:rFonts w:ascii="Verdana"/>
-                              <w:b/>
-                              <w:sz w:val="10"/>
-                            </w:rPr>
-                            <w:t>206-2021</w:t>
-                          </w:r>
-                          <w:r>
-                            <w:rPr>
-                              <w:rFonts w:ascii="Times New Roman"/>
-                              <w:spacing w:val="4"/>
-                              <w:sz w:val="10"/>
-                            </w:rPr>
-                            <w:t xml:space="preserve"> </w:t>
-                          </w:r>
-                          <w:r>
-                            <w:rPr>
-                              <w:rFonts w:ascii="Verdana"/>
-                              <w:b/>
-                              <w:sz w:val="10"/>
-                            </w:rPr>
-                            <w:t>|</w:t>
-                          </w:r>
-                          <w:r>
-                            <w:rPr>
-                              <w:rFonts w:ascii="Times New Roman"/>
-                              <w:spacing w:val="4"/>
-                              <w:sz w:val="10"/>
-                            </w:rPr>
-                            <w:t xml:space="preserve"> </w:t>
-                          </w:r>
-                          <w:hyperlink r:id="rId1">
-                            <w:r>
-                              <w:rPr>
-                                <w:rFonts w:ascii="Verdana"/>
-                                <w:b/>
-                                <w:color w:val="0562C1"/>
-                                <w:sz w:val="10"/>
-                              </w:rPr>
-                              <w:t>www.aseguradoraglobal.com.pa</w:t>
-                            </w:r>
-                          </w:hyperlink>
-                          <w:r>
-                            <w:rPr>
-                              <w:rFonts w:ascii="Times New Roman"/>
-                              <w:color w:val="0562C1"/>
-                              <w:spacing w:val="33"/>
-                              <w:sz w:val="10"/>
-                            </w:rPr>
-                            <w:t xml:space="preserve"> </w:t>
-                          </w:r>
-                          <w:r>
-                            <w:rPr>
-                              <w:rFonts w:ascii="Verdana"/>
-                              <w:b/>
-                              <w:sz w:val="10"/>
-                            </w:rPr>
-                            <w:t>|</w:t>
-                          </w:r>
-                          <w:r>
-                            <w:rPr>
-                              <w:rFonts w:ascii="Times New Roman"/>
-                              <w:spacing w:val="4"/>
-                              <w:sz w:val="10"/>
-                            </w:rPr>
-                            <w:t xml:space="preserve"> </w:t>
-                          </w:r>
-                          <w:hyperlink r:id="rId2">
-                            <w:r>
-                              <w:rPr>
-                                <w:rFonts w:ascii="Verdana"/>
-                                <w:b/>
-                                <w:spacing w:val="-2"/>
-                                <w:sz w:val="10"/>
-                              </w:rPr>
-                              <w:t>info@aseguradoraglobal.com.pa</w:t>
-                            </w:r>
-                          </w:hyperlink>
-                        </w:p>
-                      </w:txbxContent>
-                    </wps:txbx>
-                    <wps:bodyPr wrap="square" lIns="0" tIns="0" rIns="0" bIns="0" rtlCol="0">
-                      <a:noAutofit/>
-                    </wps:bodyPr>
-                  </wps:wsp>
-                </a:graphicData>
-              </a:graphic>
-            </wp:anchor>
-          </w:drawing>
-        </mc:Choice>
-        <mc:Fallback>
-          <w:pict>
-            <v:shapetype w14:anchorId="1FEEEDE1" id="_x0000_t202" coordsize="21600,21600" o:spt="202" path="m,l,21600r21600,l21600,xe">
-              <v:stroke joinstyle="miter"/>
-              <v:path gradientshapeok="t" o:connecttype="rect"/>
-            </v:shapetype>
-            <v:shape id="Textbox 2" o:spid="_x0000_s1039" type="#_x0000_t202" style="position:absolute;margin-left:11pt;margin-top:759.75pt;width:345.5pt;height:8.05pt;z-index:-15830016;visibility:visible;mso-wrap-style:square;mso-wrap-distance-left:0;mso-wrap-distance-top:0;mso-wrap-distance-right:0;mso-wrap-distance-bottom:0;mso-position-horizontal:absolute;mso-position-horizontal-relative:page;mso-position-vertical:absolute;mso-position-vertical-relative:page;v-text-anchor:top" o:gfxdata="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" filled="f" stroked="f">
-              <v:textbox inset="0,0,0,0">
-                <w:txbxContent>
-                  <w:p>
-                    <w:pPr>
-                      <w:spacing w:before="19"/>
-                      <w:ind w:left="20"/>
-                      <w:rPr>
-                        <w:rFonts w:ascii="Verdana"/>
-                        <w:b/>
-                        <w:sz w:val="10"/>
-                      </w:rPr>
-                    </w:pPr>
-                    <w:r>
-                      <w:rPr>
-                        <w:rFonts w:ascii="Verdana"/>
-                        <w:b/>
-                        <w:sz w:val="10"/>
-                      </w:rPr>
-                      <w:t>Calle</w:t>
-                    </w:r>
-                    <w:r>
-                      <w:rPr>
-                        <w:rFonts w:ascii="Times New Roman"/>
-                        <w:spacing w:val="3"/>
-                        <w:sz w:val="10"/>
-                      </w:rPr>
-                      <w:t xml:space="preserve"> </w:t>
-                    </w:r>
-                    <w:r>
-                      <w:rPr>
-                        <w:rFonts w:ascii="Verdana"/>
-                        <w:b/>
-                        <w:sz w:val="10"/>
-                      </w:rPr>
-                      <w:t>50</w:t>
-                    </w:r>
-                    <w:r>
-                      <w:rPr>
-                        <w:rFonts w:ascii="Times New Roman"/>
-                        <w:spacing w:val="4"/>
-                        <w:sz w:val="10"/>
-                      </w:rPr>
-                      <w:t xml:space="preserve"> </w:t>
-                    </w:r>
-                    <w:r>
-                      <w:rPr>
-                        <w:rFonts w:ascii="Verdana"/>
-                        <w:b/>
-                        <w:sz w:val="10"/>
-                      </w:rPr>
-                      <w:t>Torre</w:t>
-                    </w:r>
-                    <w:r>
-                      <w:rPr>
-                        <w:rFonts w:ascii="Times New Roman"/>
-                        <w:spacing w:val="4"/>
-                        <w:sz w:val="10"/>
-                      </w:rPr>
-                      <w:t xml:space="preserve"> </w:t>
-                    </w:r>
-                    <w:r>
-                      <w:rPr>
-                        <w:rFonts w:ascii="Verdana"/>
-                        <w:b/>
-                        <w:sz w:val="10"/>
-                      </w:rPr>
-                      <w:t>Global</w:t>
-                    </w:r>
-                    <w:r>
-                      <w:rPr>
-                        <w:rFonts w:ascii="Times New Roman"/>
-                        <w:spacing w:val="4"/>
-                        <w:sz w:val="10"/>
-                      </w:rPr>
-                      <w:t xml:space="preserve"> </w:t>
-                    </w:r>
-                    <w:r>
-                      <w:rPr>
-                        <w:rFonts w:ascii="Verdana"/>
-                        <w:b/>
-                        <w:sz w:val="10"/>
-                      </w:rPr>
-                      <w:t>Bank.</w:t>
-                    </w:r>
-                    <w:r>
-                      <w:rPr>
-                        <w:rFonts w:ascii="Times New Roman"/>
-                        <w:spacing w:val="4"/>
-                        <w:sz w:val="10"/>
-                      </w:rPr>
-                      <w:t xml:space="preserve"> </w:t>
-                    </w:r>
-                    <w:proofErr w:type="spellStart"/>
-                    <w:r>
-                      <w:rPr>
-                        <w:rFonts w:ascii="Verdana"/>
-                        <w:b/>
-                        <w:sz w:val="10"/>
-                      </w:rPr>
-                      <w:t>Mezzanine</w:t>
-                    </w:r>
-                    <w:proofErr w:type="spellEnd"/>
-                    <w:r>
-                      <w:rPr>
-                        <w:rFonts w:ascii="Times New Roman"/>
-                        <w:spacing w:val="4"/>
-                        <w:sz w:val="10"/>
-                      </w:rPr>
-                      <w:t xml:space="preserve"> </w:t>
-                    </w:r>
-                    <w:r>
-                      <w:rPr>
-                        <w:rFonts w:ascii="Verdana"/>
-                        <w:b/>
-                        <w:sz w:val="10"/>
-                      </w:rPr>
-                      <w:t>|</w:t>
-                    </w:r>
-                    <w:r>
-                      <w:rPr>
-                        <w:rFonts w:ascii="Times New Roman"/>
-                        <w:spacing w:val="3"/>
-                        <w:sz w:val="10"/>
-                      </w:rPr>
-                      <w:t xml:space="preserve"> </w:t>
-                    </w:r>
-                    <w:r>
-                      <w:rPr>
-                        <w:rFonts w:ascii="Verdana"/>
-                        <w:b/>
-                        <w:sz w:val="10"/>
-                      </w:rPr>
-                      <w:t>Tlf.</w:t>
-                    </w:r>
-                    <w:r>
-                      <w:rPr>
-                        <w:rFonts w:ascii="Times New Roman"/>
-                        <w:spacing w:val="4"/>
-                        <w:sz w:val="10"/>
-                      </w:rPr>
-                      <w:t xml:space="preserve"> </w:t>
-                    </w:r>
-                    <w:r>
-                      <w:rPr>
-                        <w:rFonts w:ascii="Verdana"/>
-                        <w:b/>
-                        <w:sz w:val="10"/>
-                      </w:rPr>
-                      <w:t>206-2021</w:t>
-                    </w:r>
-                    <w:r>
-                      <w:rPr>
-                        <w:rFonts w:ascii="Times New Roman"/>
-                        <w:spacing w:val="4"/>
-                        <w:sz w:val="10"/>
-                      </w:rPr>
-                      <w:t xml:space="preserve"> </w:t>
-                    </w:r>
-                    <w:r>
-                      <w:rPr>
-                        <w:rFonts w:ascii="Verdana"/>
-                        <w:b/>
-                        <w:sz w:val="10"/>
-                      </w:rPr>
-                      <w:t>|</w:t>
-                    </w:r>
-                    <w:r>
-                      <w:rPr>
-                        <w:rFonts w:ascii="Times New Roman"/>
-                        <w:spacing w:val="4"/>
-                        <w:sz w:val="10"/>
-                      </w:rPr>
-                      <w:t xml:space="preserve"> </w:t>
-                    </w:r>
-                    <w:hyperlink r:id="rId3">
-                      <w:r>
-                        <w:rPr>
-                          <w:rFonts w:ascii="Verdana"/>
-                          <w:b/>
-                          <w:color w:val="0562C1"/>
-                          <w:sz w:val="10"/>
-                        </w:rPr>
-                        <w:t>www.aseguradoraglobal.com.pa</w:t>
-                      </w:r>
-                    </w:hyperlink>
-                    <w:r>
-                      <w:rPr>
-                        <w:rFonts w:ascii="Times New Roman"/>
-                        <w:color w:val="0562C1"/>
-                        <w:spacing w:val="33"/>
-                        <w:sz w:val="10"/>
-                      </w:rPr>
-                      <w:t xml:space="preserve"> </w:t>
-                    </w:r>
-                    <w:r>
-                      <w:rPr>
-                        <w:rFonts w:ascii="Verdana"/>
-                        <w:b/>
-                        <w:sz w:val="10"/>
-                      </w:rPr>
-                      <w:t>|</w:t>
-                    </w:r>
-                    <w:r>
-                      <w:rPr>
-                        <w:rFonts w:ascii="Times New Roman"/>
-                        <w:spacing w:val="4"/>
-                        <w:sz w:val="10"/>
-                      </w:rPr>
-                      <w:t xml:space="preserve"> </w:t>
-                    </w:r>
-                    <w:hyperlink r:id="rId4">
-                      <w:r>
-                        <w:rPr>
-                          <w:rFonts w:ascii="Verdana"/>
-                          <w:b/>
-                          <w:spacing w:val="-2"/>
-                          <w:sz w:val="10"/>
-                        </w:rPr>
-                        <w:t>info@aseguradoraglobal.com.pa</w:t>
-                      </w:r>
-                    </w:hyperlink>
-                  </w:p>
-                </w:txbxContent>
-              </v:textbox>
-              <w10:wrap anchorx="page" anchory="page"/>
-            </v:shape>
-          </w:pict>
-        </mc:Fallback>
-      </mc:AlternateContent>
+      <w:t>Mezzanine</w:t>
     </w:r>
+    <w:proofErr w:type="spellEnd"/>
     <w:r>
       <w:rPr>
-        <w:noProof/>
-        <w:sz w:val="20"/>
+        <w:sz w:val="14"/>
+        <w:szCs w:val="14"/>
       </w:rPr>
-      <mc:AlternateContent>
-        <mc:Choice Requires="wps">
-          <w:drawing>
-            <wp:anchor distT="0" distB="0" distL="0" distR="0" simplePos="0" relativeHeight="487486976" behindDoc="1" locked="0" layoutInCell="1" allowOverlap="1" wp14:anchorId="2C0E4501" wp14:editId="3A79FF25">
-              <wp:simplePos x="0" y="0"/>
-              <wp:positionH relativeFrom="page">
-                <wp:posOffset>139700</wp:posOffset>
-              </wp:positionH>
-              <wp:positionV relativeFrom="page">
-                <wp:posOffset>9839622</wp:posOffset>
-              </wp:positionV>
-              <wp:extent cx="3064510" cy="102235"/>
-              <wp:effectExtent l="0" t="0" r="0" b="0"/>
-              <wp:wrapNone/>
-              <wp:docPr id="3" name="Textbox 3"/>
-              <wp:cNvGraphicFramePr>
-                <a:graphicFrameLocks xmlns:a="http://schemas.openxmlformats.org/drawingml/2006/main"/>
-              </wp:cNvGraphicFramePr>
-              <a:graphic xmlns:a="http://schemas.openxmlformats.org/drawingml/2006/main">
-                <a:graphicData uri="http://schemas.microsoft.com/office/word/2010/wordprocessingShape">
-                  <wps:wsp>
-                    <wps:cNvSpPr txBox="1">
-                      <a:spLocks/>
-                    </wps:cNvSpPr>
-                    <wps:spPr>
-                      <a:xfrm>
-                        <a:off x="0" y="0"/>
-                        <a:ext cx="3064510" cy="102235"/>
-                      </a:xfrm>
-                      <a:prstGeom prst="rect">
-                        <a:avLst/>
-                      </a:prstGeom>
-                    </wps:spPr>
-                    <wps:txbx>
-                      <w:txbxContent>
-                        <w:p>
-                          <w:pPr>
-                            <w:spacing w:before="19"/>
-                            <w:ind w:left="20"/>
-                            <w:rPr>
-                              <w:rFonts w:ascii="Verdana" w:hAnsi="Verdana"/>
-                              <w:b/>
-                              <w:sz w:val="10"/>
-                            </w:rPr>
-                          </w:pPr>
-                          <w:r>
-                            <w:rPr>
-                              <w:rFonts w:ascii="Verdana" w:hAnsi="Verdana"/>
-                              <w:b/>
-                              <w:sz w:val="10"/>
-                            </w:rPr>
-                            <w:t>Regulado</w:t>
-                          </w:r>
-                          <w:r>
-                            <w:rPr>
-                              <w:rFonts w:ascii="Times New Roman" w:hAnsi="Times New Roman"/>
-                              <w:spacing w:val="3"/>
-                              <w:sz w:val="10"/>
-                            </w:rPr>
-                            <w:t xml:space="preserve"> </w:t>
-                          </w:r>
-                          <w:r>
-                            <w:rPr>
-                              <w:rFonts w:ascii="Verdana" w:hAnsi="Verdana"/>
-                              <w:b/>
-                              <w:sz w:val="10"/>
-                            </w:rPr>
-                            <w:t>y</w:t>
-                          </w:r>
-                          <w:r>
-                            <w:rPr>
-                              <w:rFonts w:ascii="Times New Roman" w:hAnsi="Times New Roman"/>
-                              <w:spacing w:val="2"/>
-                              <w:sz w:val="10"/>
-                            </w:rPr>
-                            <w:t xml:space="preserve"> </w:t>
-                          </w:r>
-                          <w:r>
-                            <w:rPr>
-                              <w:rFonts w:ascii="Verdana" w:hAnsi="Verdana"/>
-                              <w:b/>
-                              <w:sz w:val="10"/>
-                            </w:rPr>
-                            <w:t>Supervisado</w:t>
-                          </w:r>
-                          <w:r>
-                            <w:rPr>
-                              <w:rFonts w:ascii="Times New Roman" w:hAnsi="Times New Roman"/>
-                              <w:spacing w:val="3"/>
-                              <w:sz w:val="10"/>
-                            </w:rPr>
-                            <w:t xml:space="preserve"> </w:t>
-                          </w:r>
-                          <w:r>
-                            <w:rPr>
-                              <w:rFonts w:ascii="Verdana" w:hAnsi="Verdana"/>
-                              <w:b/>
-                              <w:sz w:val="10"/>
-                            </w:rPr>
-                            <w:t>por</w:t>
-                          </w:r>
-                          <w:r>
-                            <w:rPr>
-                              <w:rFonts w:ascii="Times New Roman" w:hAnsi="Times New Roman"/>
-                              <w:spacing w:val="3"/>
-                              <w:sz w:val="10"/>
-                            </w:rPr>
-                            <w:t xml:space="preserve"> </w:t>
-                          </w:r>
-                          <w:r>
-                            <w:rPr>
-                              <w:rFonts w:ascii="Verdana" w:hAnsi="Verdana"/>
-                              <w:b/>
-                              <w:sz w:val="10"/>
-                            </w:rPr>
-                            <w:t>la</w:t>
-                          </w:r>
-                          <w:r>
-                            <w:rPr>
-                              <w:rFonts w:ascii="Times New Roman" w:hAnsi="Times New Roman"/>
-                              <w:spacing w:val="3"/>
-                              <w:sz w:val="10"/>
-                            </w:rPr>
-                            <w:t xml:space="preserve"> </w:t>
-                          </w:r>
-                          <w:r>
-                            <w:rPr>
-                              <w:rFonts w:ascii="Verdana" w:hAnsi="Verdana"/>
-                              <w:b/>
-                              <w:sz w:val="10"/>
-                            </w:rPr>
-                            <w:t>Superintendencia</w:t>
-                          </w:r>
-                          <w:r>
-                            <w:rPr>
-                              <w:rFonts w:ascii="Times New Roman" w:hAnsi="Times New Roman"/>
-                              <w:spacing w:val="3"/>
-                              <w:sz w:val="10"/>
-                            </w:rPr>
-                            <w:t xml:space="preserve"> </w:t>
-                          </w:r>
-                          <w:r>
-                            <w:rPr>
-                              <w:rFonts w:ascii="Verdana" w:hAnsi="Verdana"/>
-                              <w:b/>
-                              <w:sz w:val="10"/>
-                            </w:rPr>
-                            <w:t>de</w:t>
-                          </w:r>
-                          <w:r>
-                            <w:rPr>
-                              <w:rFonts w:ascii="Times New Roman" w:hAnsi="Times New Roman"/>
-                              <w:spacing w:val="3"/>
-                              <w:sz w:val="10"/>
-                            </w:rPr>
-                            <w:t xml:space="preserve"> </w:t>
-                          </w:r>
-                          <w:r>
-                            <w:rPr>
-                              <w:rFonts w:ascii="Verdana" w:hAnsi="Verdana"/>
-                              <w:b/>
-                              <w:sz w:val="10"/>
-                            </w:rPr>
-                            <w:t>Seguros</w:t>
-                          </w:r>
-                          <w:r>
-                            <w:rPr>
-                              <w:rFonts w:ascii="Times New Roman" w:hAnsi="Times New Roman"/>
-                              <w:spacing w:val="3"/>
-                              <w:sz w:val="10"/>
-                            </w:rPr>
-                            <w:t xml:space="preserve"> </w:t>
-                          </w:r>
-                          <w:r>
-                            <w:rPr>
-                              <w:rFonts w:ascii="Verdana" w:hAnsi="Verdana"/>
-                              <w:b/>
-                              <w:sz w:val="10"/>
-                            </w:rPr>
-                            <w:t>y</w:t>
-                          </w:r>
-                          <w:r>
-                            <w:rPr>
-                              <w:rFonts w:ascii="Times New Roman" w:hAnsi="Times New Roman"/>
-                              <w:spacing w:val="3"/>
-                              <w:sz w:val="10"/>
-                            </w:rPr>
-                            <w:t xml:space="preserve"> </w:t>
-                          </w:r>
-                          <w:r>
-                            <w:rPr>
-                              <w:rFonts w:ascii="Verdana" w:hAnsi="Verdana"/>
-                              <w:b/>
-                              <w:sz w:val="10"/>
-                            </w:rPr>
-                            <w:t>Reaseguros</w:t>
-                          </w:r>
-                          <w:r>
-                            <w:rPr>
-                              <w:rFonts w:ascii="Times New Roman" w:hAnsi="Times New Roman"/>
-                              <w:spacing w:val="3"/>
-                              <w:sz w:val="10"/>
-                            </w:rPr>
-                            <w:t xml:space="preserve"> </w:t>
-                          </w:r>
-                          <w:r>
-                            <w:rPr>
-                              <w:rFonts w:ascii="Verdana" w:hAnsi="Verdana"/>
-                              <w:b/>
-                              <w:sz w:val="10"/>
-                            </w:rPr>
-                            <w:t>de</w:t>
-                          </w:r>
-                          <w:r>
-                            <w:rPr>
-                              <w:rFonts w:ascii="Times New Roman" w:hAnsi="Times New Roman"/>
-                              <w:spacing w:val="3"/>
-                              <w:sz w:val="10"/>
-                            </w:rPr>
-                            <w:t xml:space="preserve"> </w:t>
-                          </w:r>
-                          <w:r>
-                            <w:rPr>
-                              <w:rFonts w:ascii="Verdana" w:hAnsi="Verdana"/>
-                              <w:b/>
-                              <w:spacing w:val="-2"/>
-                              <w:sz w:val="10"/>
-                            </w:rPr>
-                            <w:t>Panamá</w:t>
-                          </w:r>
-                        </w:p>
-                      </w:txbxContent>
-                    </wps:txbx>
-                    <wps:bodyPr wrap="square" lIns="0" tIns="0" rIns="0" bIns="0" rtlCol="0">
-                      <a:noAutofit/>
-                    </wps:bodyPr>
-                  </wps:wsp>
-                </a:graphicData>
-              </a:graphic>
-            </wp:anchor>
-          </w:drawing>
-        </mc:Choice>
-        <mc:Fallback>
-          <w:pict>
-            <v:shape w14:anchorId="2C0E4501" id="Textbox 3" o:spid="_x0000_s1040" type="#_x0000_t202" style="position:absolute;margin-left:11pt;margin-top:774.75pt;width:241.3pt;height:8.05pt;z-index:-15829504;visibility:visible;mso-wrap-style:square;mso-wrap-distance-left:0;mso-wrap-distance-top:0;mso-wrap-distance-right:0;mso-wrap-distance-bottom:0;mso-position-horizontal:absolute;mso-position-horizontal-relative:page;mso-position-vertical:absolute;mso-position-vertical-relative:page;v-text-anchor:top" o:gfxdata="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" filled="f" stroked="f">
-              <v:textbox inset="0,0,0,0">
-                <w:txbxContent>
-                  <w:p>
-                    <w:pPr>
-                      <w:spacing w:before="19"/>
-                      <w:ind w:left="20"/>
-                      <w:rPr>
-                        <w:rFonts w:ascii="Verdana" w:hAnsi="Verdana"/>
-                        <w:b/>
-                        <w:sz w:val="10"/>
-                      </w:rPr>
-                    </w:pPr>
-                    <w:r>
-                      <w:rPr>
-                        <w:rFonts w:ascii="Verdana" w:hAnsi="Verdana"/>
-                        <w:b/>
-                        <w:sz w:val="10"/>
-                      </w:rPr>
-                      <w:t>Regulado</w:t>
-                    </w:r>
-                    <w:r>
-                      <w:rPr>
-                        <w:rFonts w:ascii="Times New Roman" w:hAnsi="Times New Roman"/>
-                        <w:spacing w:val="3"/>
-                        <w:sz w:val="10"/>
-                      </w:rPr>
-                      <w:t xml:space="preserve"> </w:t>
-                    </w:r>
-                    <w:r>
-                      <w:rPr>
-                        <w:rFonts w:ascii="Verdana" w:hAnsi="Verdana"/>
-                        <w:b/>
-                        <w:sz w:val="10"/>
-                      </w:rPr>
-                      <w:t>y</w:t>
-                    </w:r>
-                    <w:r>
-                      <w:rPr>
-                        <w:rFonts w:ascii="Times New Roman" w:hAnsi="Times New Roman"/>
-                        <w:spacing w:val="2"/>
-                        <w:sz w:val="10"/>
-                      </w:rPr>
-                      <w:t xml:space="preserve"> </w:t>
-                    </w:r>
-                    <w:r>
-                      <w:rPr>
-                        <w:rFonts w:ascii="Verdana" w:hAnsi="Verdana"/>
-                        <w:b/>
-                        <w:sz w:val="10"/>
-                      </w:rPr>
-                      <w:t>Supervisado</w:t>
-                    </w:r>
-                    <w:r>
-                      <w:rPr>
-                        <w:rFonts w:ascii="Times New Roman" w:hAnsi="Times New Roman"/>
-                        <w:spacing w:val="3"/>
-                        <w:sz w:val="10"/>
-                      </w:rPr>
-                      <w:t xml:space="preserve"> </w:t>
-                    </w:r>
-                    <w:r>
-                      <w:rPr>
-                        <w:rFonts w:ascii="Verdana" w:hAnsi="Verdana"/>
-                        <w:b/>
-                        <w:sz w:val="10"/>
-                      </w:rPr>
-                      <w:t>por</w:t>
-                    </w:r>
-                    <w:r>
-                      <w:rPr>
-                        <w:rFonts w:ascii="Times New Roman" w:hAnsi="Times New Roman"/>
-                        <w:spacing w:val="3"/>
-                        <w:sz w:val="10"/>
-                      </w:rPr>
-                      <w:t xml:space="preserve"> </w:t>
-                    </w:r>
-                    <w:r>
-                      <w:rPr>
-                        <w:rFonts w:ascii="Verdana" w:hAnsi="Verdana"/>
-                        <w:b/>
-                        <w:sz w:val="10"/>
-                      </w:rPr>
-                      <w:t>la</w:t>
-                    </w:r>
-                    <w:r>
-                      <w:rPr>
-                        <w:rFonts w:ascii="Times New Roman" w:hAnsi="Times New Roman"/>
-                        <w:spacing w:val="3"/>
-                        <w:sz w:val="10"/>
-                      </w:rPr>
-                      <w:t xml:space="preserve"> </w:t>
-                    </w:r>
-                    <w:r>
-                      <w:rPr>
-                        <w:rFonts w:ascii="Verdana" w:hAnsi="Verdana"/>
-                        <w:b/>
-                        <w:sz w:val="10"/>
-                      </w:rPr>
-                      <w:t>Superintendencia</w:t>
-                    </w:r>
-                    <w:r>
-                      <w:rPr>
-                        <w:rFonts w:ascii="Times New Roman" w:hAnsi="Times New Roman"/>
-                        <w:spacing w:val="3"/>
-                        <w:sz w:val="10"/>
-                      </w:rPr>
-                      <w:t xml:space="preserve"> </w:t>
-                    </w:r>
-                    <w:r>
-                      <w:rPr>
-                        <w:rFonts w:ascii="Verdana" w:hAnsi="Verdana"/>
-                        <w:b/>
-                        <w:sz w:val="10"/>
-                      </w:rPr>
-                      <w:t>de</w:t>
-                    </w:r>
-                    <w:r>
-                      <w:rPr>
-                        <w:rFonts w:ascii="Times New Roman" w:hAnsi="Times New Roman"/>
-                        <w:spacing w:val="3"/>
-                        <w:sz w:val="10"/>
-                      </w:rPr>
-                      <w:t xml:space="preserve"> </w:t>
-                    </w:r>
-                    <w:r>
-                      <w:rPr>
-                        <w:rFonts w:ascii="Verdana" w:hAnsi="Verdana"/>
-                        <w:b/>
-                        <w:sz w:val="10"/>
-                      </w:rPr>
-                      <w:t>Seguros</w:t>
-                    </w:r>
-                    <w:r>
-                      <w:rPr>
-                        <w:rFonts w:ascii="Times New Roman" w:hAnsi="Times New Roman"/>
-                        <w:spacing w:val="3"/>
-                        <w:sz w:val="10"/>
-                      </w:rPr>
-                      <w:t xml:space="preserve"> </w:t>
-                    </w:r>
-                    <w:r>
-                      <w:rPr>
-                        <w:rFonts w:ascii="Verdana" w:hAnsi="Verdana"/>
-                        <w:b/>
-                        <w:sz w:val="10"/>
-                      </w:rPr>
-                      <w:t>y</w:t>
-                    </w:r>
-                    <w:r>
-                      <w:rPr>
-                        <w:rFonts w:ascii="Times New Roman" w:hAnsi="Times New Roman"/>
-                        <w:spacing w:val="3"/>
-                        <w:sz w:val="10"/>
-                      </w:rPr>
-                      <w:t xml:space="preserve"> </w:t>
-                    </w:r>
-                    <w:r>
-                      <w:rPr>
-                        <w:rFonts w:ascii="Verdana" w:hAnsi="Verdana"/>
-                        <w:b/>
-                        <w:sz w:val="10"/>
-                      </w:rPr>
-                      <w:t>Reaseguros</w:t>
-                    </w:r>
-                    <w:r>
-                      <w:rPr>
-                        <w:rFonts w:ascii="Times New Roman" w:hAnsi="Times New Roman"/>
-                        <w:spacing w:val="3"/>
-                        <w:sz w:val="10"/>
-                      </w:rPr>
-                      <w:t xml:space="preserve"> </w:t>
-                    </w:r>
-                    <w:r>
-                      <w:rPr>
-                        <w:rFonts w:ascii="Verdana" w:hAnsi="Verdana"/>
-                        <w:b/>
-                        <w:sz w:val="10"/>
-                      </w:rPr>
-                      <w:t>de</w:t>
-                    </w:r>
-                    <w:r>
-                      <w:rPr>
-                        <w:rFonts w:ascii="Times New Roman" w:hAnsi="Times New Roman"/>
-                        <w:spacing w:val="3"/>
-                        <w:sz w:val="10"/>
-                      </w:rPr>
-                      <w:t xml:space="preserve"> </w:t>
-                    </w:r>
-                    <w:r>
-                      <w:rPr>
-                        <w:rFonts w:ascii="Verdana" w:hAnsi="Verdana"/>
-                        <w:b/>
-                        <w:spacing w:val="-2"/>
-                        <w:sz w:val="10"/>
-                      </w:rPr>
-                      <w:t>Panamá</w:t>
-                    </w:r>
-                  </w:p>
-                </w:txbxContent>
-              </v:textbox>
-              <w10:wrap anchorx="page" anchory="page"/>
-            </v:shape>
-          </w:pict>
-        </mc:Fallback>
-      </mc:AlternateContent>
+      <w:t xml:space="preserve"> | Tlf. 206-2021 | www.aseguradoraglobal.com.pa | info@aseguradoraglobal.com.pa</w:t>
     </w:r>
   </w:p>
 </w:ftr>
@@ -15735,6 +14464,206 @@
     </w:p>
   </w:footnote>
 </w:footnotes>
+</file>
+
+<file path=word/header1.xml><?xml version="1.0" encoding="utf-8"?>
+<w:hdr xmlns:wpc="http://schemas.microsoft.com/office/word/2010/wordprocessingCanvas" xmlns:cx="http://schemas.microsoft.com/office/drawing/2014/chartex" xmlns:cx1="http://schemas.microsoft.com/office/drawing/2015/9/8/chartex" xmlns:cx2="http://schemas.microsoft.com/office/drawing/2015/10/21/chartex" xmlns:cx3="http://schemas.microsoft.com/office/drawing/2016/5/9/chartex" xmlns:cx4="http://schemas.microsoft.com/office/drawing/2016/5/10/chartex" xmlns:cx5="http://schemas.microsoft.com/office/drawing/2016/5/11/chartex" xmlns:cx6="http://schemas.microsoft.com/office/drawing/2016/5/12/chartex" xmlns:cx7="http://schemas.microsoft.com/office/drawing/2016/5/13/chartex" xmlns:cx8="http://schemas.microsoft.com/office/drawing/2016/5/14/chartex" xmlns:mc="http://schemas.openxmlformats.org/markup-compatibility/2006" xmlns:aink="http://schemas.microsoft.com/office/drawing/2016/ink" xmlns:am3d="http://schemas.microsoft.com/office/drawing/2017/model3d" xmlns:o="urn:schemas-microsoft-com:office:office" xmlns:oel="http://schemas.microsoft.com/office/2019/extlst" xmlns:r="http://schemas.openxmlformats.org/officeDocument/2006/relationships" xmlns:m="http://schemas.openxmlformats.org/officeDocument/2006/math" xmlns:v="urn:schemas-microsoft-com:vml" xmlns:wp14="http://schemas.microsoft.com/office/word/2010/wordprocessingDrawing" xmlns:wp="http://schemas.openxmlformats.org/drawingml/2006/wordprocessingDrawing" xmlns:w10="urn:schemas-microsoft-com:office:word" xmlns:w="http://schemas.openxmlformats.org/wordprocessingml/2006/main" xmlns:w14="http://schemas.microsoft.com/office/word/2010/wordml" xmlns:w15="http://schemas.microsoft.com/office/word/2012/wordml" xmlns:w16cex="http://schemas.microsoft.com/office/word/2018/wordml/cex" xmlns:w16cid="http://schemas.microsoft.com/office/word/2016/wordml/cid" xmlns:w16="http://schemas.microsoft.com/office/word/2018/wordml" xmlns:w16sdtdh="http://schemas.microsoft.com/office/word/2020/wordml/sdtdatahash" xmlns:w16se="http://schemas.microsoft.com/office/word/2015/wordml/symex" xmlns:wpg="http://schemas.microsoft.com/office/word/2010/wordprocessingGroup" xmlns:wpi="http://schemas.microsoft.com/office/word/2010/wordprocessingInk" xmlns:wne="http://schemas.microsoft.com/office/word/2006/wordml" xmlns:wps="http://schemas.microsoft.com/office/word/2010/wordprocessingShape" mc:Ignorable="w14 w15 w16se w16cid w16 w16cex w16sdtdh wp14">
+  <w:p>
+    <w:pPr>
+      <w:pStyle w:val="Ttulo"/>
+    </w:pPr>
+    <w:r>
+      <w:rPr>
+        <w:noProof/>
+      </w:rPr>
+      <w:drawing>
+        <wp:anchor distT="0" distB="0" distL="0" distR="0" simplePos="0" relativeHeight="251659264" behindDoc="0" locked="0" layoutInCell="1" allowOverlap="1" wp14:anchorId="61044014" wp14:editId="42BBE933">
+          <wp:simplePos x="0" y="0"/>
+          <wp:positionH relativeFrom="page">
+            <wp:posOffset>247650</wp:posOffset>
+          </wp:positionH>
+          <wp:positionV relativeFrom="paragraph">
+            <wp:posOffset>89535</wp:posOffset>
+          </wp:positionV>
+          <wp:extent cx="2078990" cy="596837"/>
+          <wp:effectExtent l="0" t="0" r="0" b="0"/>
+          <wp:wrapNone/>
+          <wp:docPr id="4" name="Image 4" descr="Logotipo, nombre de la empresa&#10;&#10;Descripción generada automáticamente"/>
+          <wp:cNvGraphicFramePr>
+            <a:graphicFrameLocks xmlns:a="http://schemas.openxmlformats.org/drawingml/2006/main"/>
+          </wp:cNvGraphicFramePr>
+          <a:graphic xmlns:a="http://schemas.openxmlformats.org/drawingml/2006/main">
+            <a:graphicData uri="http://schemas.openxmlformats.org/drawingml/2006/picture">
+              <pic:pic xmlns:pic="http://schemas.openxmlformats.org/drawingml/2006/picture">
+                <pic:nvPicPr>
+                  <pic:cNvPr id="4" name="Image 4" descr="Logotipo, nombre de la empresa&#10;&#10;Descripción generada automáticamente"/>
+                  <pic:cNvPicPr/>
+                </pic:nvPicPr>
+                <pic:blipFill>
+                  <a:blip r:embed="rId1" cstate="print"/>
+                  <a:stretch>
+                    <a:fillRect/>
+                  </a:stretch>
+                </pic:blipFill>
+                <pic:spPr>
+                  <a:xfrm>
+                    <a:off x="0" y="0"/>
+                    <a:ext cx="2078990" cy="596837"/>
+                  </a:xfrm>
+                  <a:prstGeom prst="rect">
+                    <a:avLst/>
+                  </a:prstGeom>
+                </pic:spPr>
+              </pic:pic>
+            </a:graphicData>
+          </a:graphic>
+          <wp14:sizeRelV relativeFrom="margin">
+            <wp14:pctHeight>0</wp14:pctHeight>
+          </wp14:sizeRelV>
+        </wp:anchor>
+      </w:drawing>
+    </w:r>
+    <w:r>
+      <w:t>Aseguradora</w:t>
+    </w:r>
+    <w:r>
+      <w:rPr>
+        <w:rFonts w:ascii="Times New Roman"/>
+        <w:b w:val="0"/>
+        <w:spacing w:val="17"/>
+      </w:rPr>
+      <w:t xml:space="preserve"> </w:t>
+    </w:r>
+    <w:r>
+      <w:rPr>
+        <w:spacing w:val="-2"/>
+      </w:rPr>
+      <w:t>Global</w:t>
+    </w:r>
+  </w:p>
+  <w:p>
+    <w:pPr>
+      <w:spacing w:before="22"/>
+      <w:ind w:left="9" w:right="175"/>
+      <w:jc w:val="center"/>
+      <w:rPr>
+        <w:rFonts w:ascii="Arial"/>
+        <w:b/>
+        <w:sz w:val="17"/>
+      </w:rPr>
+    </w:pPr>
+    <w:r>
+      <w:rPr>
+        <w:rFonts w:ascii="Arial"/>
+        <w:b/>
+        <w:sz w:val="17"/>
+      </w:rPr>
+      <w:t>CERTIFICADO</w:t>
+    </w:r>
+    <w:r>
+      <w:rPr>
+        <w:rFonts w:ascii="Times New Roman"/>
+        <w:spacing w:val="19"/>
+        <w:sz w:val="17"/>
+      </w:rPr>
+      <w:t xml:space="preserve"> </w:t>
+    </w:r>
+    <w:r>
+      <w:rPr>
+        <w:rFonts w:ascii="Arial"/>
+        <w:b/>
+        <w:sz w:val="17"/>
+      </w:rPr>
+      <w:t>DE</w:t>
+    </w:r>
+    <w:r>
+      <w:rPr>
+        <w:rFonts w:ascii="Times New Roman"/>
+        <w:spacing w:val="20"/>
+        <w:sz w:val="17"/>
+      </w:rPr>
+      <w:t xml:space="preserve"> </w:t>
+    </w:r>
+    <w:r>
+      <w:rPr>
+        <w:rFonts w:ascii="Arial"/>
+        <w:b/>
+        <w:spacing w:val="-2"/>
+        <w:sz w:val="17"/>
+      </w:rPr>
+      <w:t>SEGURO</w:t>
+    </w:r>
+  </w:p>
+  <w:p>
+    <w:pPr>
+      <w:pStyle w:val="Encabezado"/>
+      <w:jc w:val="right"/>
+    </w:pPr>
+    <w:proofErr w:type="spellStart"/>
+    <w:r>
+      <w:rPr>
+        <w:sz w:val="14"/>
+      </w:rPr>
+      <w:t>Poliza</w:t>
+    </w:r>
+    <w:proofErr w:type="spellEnd"/>
+    <w:r>
+      <w:rPr>
+        <w:rFonts w:ascii="Times New Roman" w:hAnsi="Times New Roman"/>
+        <w:spacing w:val="9"/>
+        <w:sz w:val="14"/>
+      </w:rPr>
+      <w:t xml:space="preserve"> </w:t>
+    </w:r>
+    <w:proofErr w:type="spellStart"/>
+    <w:r>
+      <w:rPr>
+        <w:sz w:val="14"/>
+      </w:rPr>
+      <w:t>Nº</w:t>
+    </w:r>
+    <w:proofErr w:type="spellEnd"/>
+    <w:r>
+      <w:rPr>
+        <w:sz w:val="14"/>
+      </w:rPr>
+      <w:t>:</w:t>
+    </w:r>
+    <w:r>
+      <w:rPr>
+        <w:rFonts w:ascii="Times New Roman" w:hAnsi="Times New Roman"/>
+        <w:spacing w:val="10"/>
+        <w:sz w:val="14"/>
+      </w:rPr>
+      <w:t xml:space="preserve"> </w:t>
+    </w:r>
+    <w:r>
+      <w:rPr>
+        <w:sz w:val="14"/>
+      </w:rPr>
+      <w:t>{</w:t>
+    </w:r>
+    <w:proofErr w:type="spellStart"/>
+    <w:r>
+      <w:rPr>
+        <w:sz w:val="14"/>
+      </w:rPr>
+      <w:t>custom.Poliza</w:t>
+    </w:r>
+    <w:proofErr w:type="spellEnd"/>
+    <w:r>
+      <w:rPr>
+        <w:sz w:val="14"/>
+      </w:rPr>
+      <w:t>}</w:t>
+    </w:r>
+  </w:p>
+  <w:p>
+    <w:pPr>
+      <w:pStyle w:val="Encabezado"/>
+    </w:pPr>
+  </w:p>
+</w:hdr>
 </file>
 
 <file path=word/numbering.xml><?xml version="1.0" encoding="utf-8"?>
@@ -16489,6 +15418,56 @@
       <w:rFonts w:ascii="Arial" w:eastAsia="Arial" w:hAnsi="Arial" w:cs="Arial"/>
     </w:rPr>
   </w:style>
+  <w:style w:type="paragraph" w:styleId="Encabezado">
+    <w:name w:val="header"/>
+    <w:basedOn w:val="Normal"/>
+    <w:link w:val="EncabezadoCar"/>
+    <w:uiPriority w:val="99"/>
+    <w:unhideWhenUsed/>
+    <w:rsid w:val="000B1A62"/>
+    <w:pPr>
+      <w:tabs>
+        <w:tab w:val="center" w:pos="4419"/>
+        <w:tab w:val="right" w:pos="8838"/>
+      </w:tabs>
+    </w:pPr>
+  </w:style>
+  <w:style w:type="character" w:customStyle="1" w:styleId="EncabezadoCar">
+    <w:name w:val="Encabezado Car"/>
+    <w:basedOn w:val="Fuentedeprrafopredeter"/>
+    <w:link w:val="Encabezado"/>
+    <w:uiPriority w:val="99"/>
+    <w:rsid w:val="000B1A62"/>
+    <w:rPr>
+      <w:rFonts w:ascii="Arial MT" w:eastAsia="Arial MT" w:hAnsi="Arial MT" w:cs="Arial MT"/>
+      <w:lang w:val="es-ES"/>
+    </w:rPr>
+  </w:style>
+  <w:style w:type="paragraph" w:styleId="Piedepgina">
+    <w:name w:val="footer"/>
+    <w:basedOn w:val="Normal"/>
+    <w:link w:val="PiedepginaCar"/>
+    <w:uiPriority w:val="99"/>
+    <w:unhideWhenUsed/>
+    <w:rsid w:val="000B1A62"/>
+    <w:pPr>
+      <w:tabs>
+        <w:tab w:val="center" w:pos="4419"/>
+        <w:tab w:val="right" w:pos="8838"/>
+      </w:tabs>
+    </w:pPr>
+  </w:style>
+  <w:style w:type="character" w:customStyle="1" w:styleId="PiedepginaCar">
+    <w:name w:val="Pie de página Car"/>
+    <w:basedOn w:val="Fuentedeprrafopredeter"/>
+    <w:link w:val="Piedepgina"/>
+    <w:uiPriority w:val="99"/>
+    <w:rsid w:val="000B1A62"/>
+    <w:rPr>
+      <w:rFonts w:ascii="Arial MT" w:eastAsia="Arial MT" w:hAnsi="Arial MT" w:cs="Arial MT"/>
+      <w:lang w:val="es-ES"/>
+    </w:rPr>
+  </w:style>
 </w:styles>
 </file>
 
